--- a/projekty/06_Standard_zakupow_i_zarzadzania_dostawcami.docx
+++ b/projekty/06_Standard_zakupow_i_zarzadzania_dostawcami.docx
@@ -4,20 +4,14 @@
   <w:body>
     <w:p>
       <w:pPr>
+        <w:pStyle w:val="Title"/>
         <w:jc w:val="center"/>
       </w:pPr>
       <w:r>
-        <w:rPr>
-          <w:b/>
-          <w:sz w:val="42"/>
-        </w:rPr>
         <w:t>Standard zakupów i zarządzania dostawcami</w:t>
       </w:r>
     </w:p>
     <w:p>
-      <w:pPr>
-        <w:jc w:val="center"/>
-      </w:pPr>
       <w:r>
         <w:rPr>
           <w:b/>
@@ -25,7 +19,28 @@
         <w:t>PROJEKT ROBOCZY — do dyskusji i weryfikacji prawnej</w:t>
       </w:r>
     </w:p>
-    <w:p/>
+    <w:p>
+      <w:r>
+        <w:rPr>
+          <w:b/>
+        </w:rPr>
+        <w:t>Poprawki po świeżym przeglądzie</w:t>
+      </w:r>
+      <w:r>
+        <w:t>: § 6 doprecyzowany, żeby nie dublował się z odrębnym Standardem IT.</w:t>
+      </w:r>
+    </w:p>
+    <w:p>
+      <w:r>
+        <w:rPr>
+          <w:b/>
+        </w:rPr>
+        <w:t>Tryb przyjęcia (propozycja)</w:t>
+      </w:r>
+      <w:r>
+        <w:t>: uchwała Rady Nadzorczej na podstawie § 49 ust. 1 pkt 21 Statutu — do potwierdzenia łącznie z trybem przyjęcia Kodeksu, patrz „Kodeks odpowiedzialnego sprawowania mandatu" § 15.</w:t>
+      </w:r>
+    </w:p>
     <w:p>
       <w:pPr>
         <w:pStyle w:val="Heading2"/>
@@ -40,6 +55,35 @@
       </w:r>
     </w:p>
     <w:p>
+      <w:r>
+        <w:rPr>
+          <w:b/>
+        </w:rPr>
+        <w:t>Relacja do obowiązującego regulaminu zakupowego.</w:t>
+      </w:r>
+      <w:r>
+        <w:t xml:space="preserve"> Ten Standard </w:t>
+      </w:r>
+      <w:r>
+        <w:rPr>
+          <w:b/>
+        </w:rPr>
+        <w:t>uzupełnia</w:t>
+      </w:r>
+      <w:r>
+        <w:t xml:space="preserve">, a nie zastępuje, już obowiązujący „Regulamin wyboru wykonawców robót, dostaw i usług" (uchwała Rady Nadzorczej nr 62/R/26), który wiążąco reguluje tryby postępowania i progi kwotowe: zamówienie z wolnej ręki do 5 000 zł, zapytanie o cenę do 50 000 zł, powyżej — przetarg prowadzony przez Komisję Przetargową. </w:t>
+      </w:r>
+      <w:r>
+        <w:rPr>
+          <w:b/>
+        </w:rPr>
+        <w:t>W zakresie progów kwotowych, trybów postępowania i składu Komisji Przetargowej rozstrzyga wyłącznie tamten regulamin.</w:t>
+      </w:r>
+      <w:r>
+        <w:t xml:space="preserve"> Niniejszy Standard dodaje do niego kryteria jakościowe i zasady zarządzania relacją z dostawcą (kryteria oceny, koszt cyklu życia, ocena wykonania, vendor lock-in), które nie są przedmiotem regulaminu zakupowego — nie zmienia progów ani trybów w nim określonych. W razie sprzeczności między tymi dwoma dokumentami pierwszeństwo ma Regulamin wyboru wykonawców jako dokument bezpośrednio umocowany w § 49 ust. 1 pkt 18 Statutu.</w:t>
+      </w:r>
+    </w:p>
+    <w:p>
       <w:pPr>
         <w:pStyle w:val="Heading2"/>
       </w:pPr>
@@ -48,49 +92,31 @@
       </w:r>
     </w:p>
     <w:p>
-      <w:pPr>
-        <w:pStyle w:val="ListBullet"/>
-      </w:pPr>
       <w:r>
         <w:t>uczciwa konkurencja i porównywalność ofert, gdy charakter zakupu na to pozwala;</w:t>
       </w:r>
     </w:p>
     <w:p>
-      <w:pPr>
-        <w:pStyle w:val="ListBullet"/>
-      </w:pPr>
       <w:r>
         <w:t>zdefiniowane kryteria przed oceną ofert;</w:t>
       </w:r>
     </w:p>
     <w:p>
-      <w:pPr>
-        <w:pStyle w:val="ListBullet"/>
-      </w:pPr>
       <w:r>
         <w:t>uwzględnianie całkowitego kosztu cyklu życia;</w:t>
       </w:r>
     </w:p>
     <w:p>
-      <w:pPr>
-        <w:pStyle w:val="ListBullet"/>
-      </w:pPr>
       <w:r>
         <w:t>ujawnianie konfliktów interesów;</w:t>
       </w:r>
     </w:p>
     <w:p>
-      <w:pPr>
-        <w:pStyle w:val="ListBullet"/>
-      </w:pPr>
       <w:r>
         <w:t>dokumentowanie istotnych decyzji;</w:t>
       </w:r>
     </w:p>
     <w:p>
-      <w:pPr>
-        <w:pStyle w:val="ListBullet"/>
-      </w:pPr>
       <w:r>
         <w:t>ocena ryzyka dostawcy i ciągłości działania.</w:t>
       </w:r>
@@ -149,7 +175,7 @@
     </w:p>
     <w:p>
       <w:r>
-        <w:t>Przy systemach IT i usługach krytycznych należy ocenić możliwość zmiany dostawcy, eksportu danych, dostępności dokumentacji i kosztu migracji.</w:t>
+        <w:t>Przy systemach IT i usługach krytycznych należy ocenić możliwość zmiany dostawcy, eksportu danych, dostępności dokumentacji i kosztu migracji. Szczegółowe zasady dla systemów IT — patrz „Standard IT, danych i technologii" § 3 i § 8; ten paragraf stosuje tę samą zasadę do zakupów spoza IT (np. usług serwisowych, zarządzania nieruchomością), żeby nie ograniczać jej wyłącznie do technologii.</w:t>
       </w:r>
     </w:p>
     <w:p>
@@ -167,7 +193,7 @@
     </w:p>
     <w:sectPr>
       <w:pgSz w:w="12240" w:h="15840"/>
-      <w:pgMar w:top="1247" w:right="1134" w:bottom="1134" w:left="1361" w:header="720" w:footer="720" w:gutter="0"/>
+      <w:pgMar w:top="1440" w:right="1800" w:bottom="1440" w:left="1800" w:header="720" w:footer="720" w:gutter="0"/>
       <w:cols w:space="720"/>
       <w:docGrid w:linePitch="360"/>
     </w:sectPr>
@@ -539,8 +565,8 @@
     <w:qFormat/>
     <w:rsid w:val="00FC693F"/>
     <w:rPr>
-      <w:rFonts w:ascii="Aptos" w:hAnsi="Aptos"/>
-      <w:sz w:val="21"/>
+      <w:rFonts w:ascii="Calibri" w:hAnsi="Calibri"/>
+      <w:sz w:val="22"/>
     </w:rPr>
   </w:style>
   <w:style w:type="paragraph" w:styleId="Header">
@@ -602,11 +628,11 @@
       <w:outlineLvl w:val="0"/>
     </w:pPr>
     <w:rPr>
-      <w:rFonts w:asciiTheme="majorHAnsi" w:eastAsiaTheme="majorEastAsia" w:hAnsiTheme="majorHAnsi" w:cstheme="majorBidi" w:ascii="Aptos Display" w:hAnsi="Aptos Display"/>
+      <w:rFonts w:asciiTheme="majorHAnsi" w:eastAsiaTheme="majorEastAsia" w:hAnsiTheme="majorHAnsi" w:cstheme="majorBidi"/>
       <w:b/>
       <w:bCs/>
       <w:color w:val="365F91" w:themeColor="accent1" w:themeShade="BF"/>
-      <w:sz w:val="30"/>
+      <w:sz w:val="28"/>
       <w:szCs w:val="28"/>
     </w:rPr>
   </w:style>
@@ -626,11 +652,11 @@
       <w:outlineLvl w:val="1"/>
     </w:pPr>
     <w:rPr>
-      <w:rFonts w:asciiTheme="majorHAnsi" w:eastAsiaTheme="majorEastAsia" w:hAnsiTheme="majorHAnsi" w:cstheme="majorBidi" w:ascii="Aptos Display" w:hAnsi="Aptos Display"/>
+      <w:rFonts w:asciiTheme="majorHAnsi" w:eastAsiaTheme="majorEastAsia" w:hAnsiTheme="majorHAnsi" w:cstheme="majorBidi"/>
       <w:b/>
       <w:bCs/>
       <w:color w:val="4F81BD" w:themeColor="accent1"/>
-      <w:sz w:val="24"/>
+      <w:sz w:val="26"/>
       <w:szCs w:val="26"/>
     </w:rPr>
   </w:style>
@@ -650,7 +676,7 @@
       <w:outlineLvl w:val="2"/>
     </w:pPr>
     <w:rPr>
-      <w:rFonts w:asciiTheme="majorHAnsi" w:eastAsiaTheme="majorEastAsia" w:hAnsiTheme="majorHAnsi" w:cstheme="majorBidi" w:ascii="Aptos Display" w:hAnsi="Aptos Display"/>
+      <w:rFonts w:asciiTheme="majorHAnsi" w:eastAsiaTheme="majorEastAsia" w:hAnsiTheme="majorHAnsi" w:cstheme="majorBidi"/>
       <w:b/>
       <w:bCs/>
       <w:color w:val="4F81BD" w:themeColor="accent1"/>
@@ -891,11 +917,11 @@
       <w:contextualSpacing/>
     </w:pPr>
     <w:rPr>
-      <w:rFonts w:asciiTheme="majorHAnsi" w:eastAsiaTheme="majorEastAsia" w:hAnsiTheme="majorHAnsi" w:cstheme="majorBidi" w:ascii="Aptos Display" w:hAnsi="Aptos Display"/>
+      <w:rFonts w:asciiTheme="majorHAnsi" w:eastAsiaTheme="majorEastAsia" w:hAnsiTheme="majorHAnsi" w:cstheme="majorBidi"/>
       <w:color w:val="17365D" w:themeColor="text2" w:themeShade="BF"/>
       <w:spacing w:val="5"/>
       <w:kern w:val="28"/>
-      <w:sz w:val="44"/>
+      <w:sz w:val="52"/>
       <w:szCs w:val="52"/>
     </w:rPr>
   </w:style>

--- a/projekty/06_Standard_zakupow_i_zarzadzania_dostawcami.docx
+++ b/projekty/06_Standard_zakupow_i_zarzadzania_dostawcami.docx
@@ -17,17 +17,6 @@
           <w:b/>
         </w:rPr>
         <w:t>PROJEKT ROBOCZY — do dyskusji i weryfikacji prawnej</w:t>
-      </w:r>
-    </w:p>
-    <w:p>
-      <w:r>
-        <w:rPr>
-          <w:b/>
-        </w:rPr>
-        <w:t>Poprawki po świeżym przeglądzie</w:t>
-      </w:r>
-      <w:r>
-        <w:t>: § 6 doprecyzowany, żeby nie dublował się z odrębnym Standardem IT.</w:t>
       </w:r>
     </w:p>
     <w:p>
